--- a/week-1/TieuLuan-001.docx
+++ b/week-1/TieuLuan-001.docx
@@ -279,8 +279,16 @@
           <w:rFonts w:ascii="Times New Roman" w:hAnsi="Times New Roman" w:cs="Times New Roman"/>
         </w:rPr>
         <w:tab/>
-        <w:t>MSSV:</w:t>
-      </w:r>
+        <w:t xml:space="preserve">MSSV: </w:t>
+      </w:r>
+      <w:hyperlink r:id="rId9" w:history="1">
+        <w:r>
+          <w:rPr>
+            <w:rFonts w:ascii="Times New Roman" w:hAnsi="Times New Roman" w:cs="Times New Roman"/>
+          </w:rPr>
+          <w:t>26410020</w:t>
+        </w:r>
+      </w:hyperlink>
     </w:p>
     <w:p>
       <w:pPr>
@@ -306,8 +314,16 @@
           <w:rFonts w:ascii="Times New Roman" w:hAnsi="Times New Roman" w:cs="Times New Roman"/>
         </w:rPr>
         <w:tab/>
-        <w:t xml:space="preserve">MSSV:  </w:t>
-      </w:r>
+        <w:t xml:space="preserve">MSSV: </w:t>
+      </w:r>
+      <w:hyperlink r:id="rId10" w:history="1">
+        <w:r>
+          <w:rPr>
+            <w:rFonts w:ascii="Times New Roman" w:hAnsi="Times New Roman" w:cs="Times New Roman"/>
+          </w:rPr>
+          <w:t>26410010</w:t>
+        </w:r>
+      </w:hyperlink>
     </w:p>
     <w:p>
       <w:pPr>
@@ -368,6 +384,14 @@
         <w:tab/>
         <w:t xml:space="preserve">MSSV: </w:t>
       </w:r>
+      <w:hyperlink r:id="rId11" w:history="1">
+        <w:r>
+          <w:rPr>
+            <w:rFonts w:ascii="Times New Roman" w:hAnsi="Times New Roman" w:cs="Times New Roman"/>
+          </w:rPr>
+          <w:t>26410058</w:t>
+        </w:r>
+      </w:hyperlink>
     </w:p>
     <w:p>
       <w:pPr>
@@ -395,6 +419,14 @@
         <w:tab/>
         <w:t xml:space="preserve">MSSV: </w:t>
       </w:r>
+      <w:hyperlink r:id="rId12" w:history="1">
+        <w:r>
+          <w:rPr>
+            <w:rFonts w:ascii="Times New Roman" w:hAnsi="Times New Roman" w:cs="Times New Roman"/>
+          </w:rPr>
+          <w:t>26410083</w:t>
+        </w:r>
+      </w:hyperlink>
     </w:p>
     <w:p>
       <w:pPr>
@@ -420,8 +452,16 @@
           <w:rFonts w:ascii="Times New Roman" w:hAnsi="Times New Roman" w:cs="Times New Roman"/>
         </w:rPr>
         <w:tab/>
-        <w:t>MSSV:</w:t>
-      </w:r>
+        <w:t xml:space="preserve">MSSV: </w:t>
+      </w:r>
+      <w:hyperlink r:id="rId13" w:history="1">
+        <w:r>
+          <w:rPr>
+            <w:rFonts w:ascii="Times New Roman" w:hAnsi="Times New Roman" w:cs="Times New Roman"/>
+          </w:rPr>
+          <w:t>26410008</w:t>
+        </w:r>
+      </w:hyperlink>
     </w:p>
     <w:p>
       <w:pPr>
@@ -542,7 +582,7 @@
           <w:sz w:val="24"/>
         </w:rPr>
         <w:sectPr>
-          <w:footerReference w:type="default" r:id="rId9"/>
+          <w:footerReference w:type="default" r:id="rId14"/>
           <w:pgSz w:w="12240" w:h="15840"/>
           <w:pgMar w:top="1365" w:right="1365" w:bottom="1365" w:left="1365" w:header="720" w:footer="720" w:gutter="0"/>
           <w:pgBorders w:offsetFrom="page">
@@ -3535,7 +3575,7 @@
         </w:rPr>
         <w:t xml:space="preserve"> mô hình từng được xem là đỉnh cao công nghệ năm 2023 đã chính thức bị OpenAI khai tử vào tháng 4/2025, nhường chỗ cho GPT-4o (</w:t>
       </w:r>
-      <w:hyperlink r:id="rId10">
+      <w:hyperlink r:id="rId15">
         <w:r>
           <w:rPr>
             <w:rFonts w:ascii="Times New Roman" w:eastAsia="source sans 3" w:hAnsi="Times New Roman" w:cs="Times New Roman"/>
@@ -5384,7 +5424,7 @@
         </w:rPr>
         <w:t xml:space="preserve"> Stanford University, Stanford, CA. </w:t>
       </w:r>
-      <w:hyperlink r:id="rId11">
+      <w:hyperlink r:id="rId16">
         <w:r>
           <w:rPr>
             <w:rFonts w:ascii="Times New Roman" w:eastAsia="source sans 3" w:hAnsi="Times New Roman" w:cs="Times New Roman"/>
@@ -5428,7 +5468,7 @@
         </w:rPr>
         <w:t xml:space="preserve"> Stanford University. </w:t>
       </w:r>
-      <w:hyperlink r:id="rId12">
+      <w:hyperlink r:id="rId17">
         <w:r>
           <w:rPr>
             <w:rFonts w:ascii="Times New Roman" w:eastAsia="source sans 3" w:hAnsi="Times New Roman" w:cs="Times New Roman"/>
@@ -5472,7 +5512,7 @@
         </w:rPr>
         <w:t xml:space="preserve"> </w:t>
       </w:r>
-      <w:hyperlink r:id="rId13">
+      <w:hyperlink r:id="rId18">
         <w:r>
           <w:rPr>
             <w:rFonts w:ascii="Times New Roman" w:eastAsia="source sans 3" w:hAnsi="Times New Roman" w:cs="Times New Roman"/>
@@ -5516,7 +5556,7 @@
         </w:rPr>
         <w:t xml:space="preserve"> European Parliamentary Research Service. </w:t>
       </w:r>
-      <w:hyperlink r:id="rId14">
+      <w:hyperlink r:id="rId19">
         <w:r>
           <w:rPr>
             <w:rFonts w:ascii="Times New Roman" w:eastAsia="source sans 3" w:hAnsi="Times New Roman" w:cs="Times New Roman"/>
@@ -5560,7 +5600,7 @@
         </w:rPr>
         <w:t xml:space="preserve"> [Press release]. </w:t>
       </w:r>
-      <w:hyperlink r:id="rId15">
+      <w:hyperlink r:id="rId20">
         <w:r>
           <w:rPr>
             <w:rFonts w:ascii="Times New Roman" w:eastAsia="source sans 3" w:hAnsi="Times New Roman" w:cs="Times New Roman"/>
@@ -5605,7 +5645,7 @@
         </w:rPr>
         <w:t xml:space="preserve"> </w:t>
       </w:r>
-      <w:hyperlink r:id="rId16">
+      <w:hyperlink r:id="rId21">
         <w:r>
           <w:rPr>
             <w:rFonts w:ascii="Times New Roman" w:eastAsia="source sans 3" w:hAnsi="Times New Roman" w:cs="Times New Roman"/>
@@ -5627,7 +5667,7 @@
           <w:rFonts w:ascii="Times New Roman" w:hAnsi="Times New Roman" w:cs="Times New Roman"/>
         </w:rPr>
       </w:pPr>
-      <w:hyperlink r:id="rId17">
+      <w:hyperlink r:id="rId22">
         <w:r>
           <w:rPr>
             <w:rFonts w:ascii="Times New Roman" w:eastAsia="source sans 3" w:hAnsi="Times New Roman" w:cs="Times New Roman"/>
@@ -5658,7 +5698,7 @@
         </w:rPr>
         <w:t xml:space="preserve"> </w:t>
       </w:r>
-      <w:hyperlink r:id="rId18">
+      <w:hyperlink r:id="rId23">
         <w:r>
           <w:rPr>
             <w:rFonts w:ascii="Times New Roman" w:eastAsia="source sans 3" w:hAnsi="Times New Roman" w:cs="Times New Roman"/>
@@ -5702,7 +5742,7 @@
         </w:rPr>
         <w:t xml:space="preserve"> [Press release]. </w:t>
       </w:r>
-      <w:hyperlink r:id="rId19">
+      <w:hyperlink r:id="rId24">
         <w:r>
           <w:rPr>
             <w:rFonts w:ascii="Times New Roman" w:eastAsia="source sans 3" w:hAnsi="Times New Roman" w:cs="Times New Roman"/>
@@ -5743,7 +5783,7 @@
         </w:rPr>
         <w:t xml:space="preserve"> </w:t>
       </w:r>
-      <w:hyperlink r:id="rId20">
+      <w:hyperlink r:id="rId25">
         <w:r>
           <w:rPr>
             <w:rFonts w:ascii="Times New Roman" w:eastAsia="source sans 3" w:hAnsi="Times New Roman" w:cs="Times New Roman"/>
@@ -5819,7 +5859,7 @@
                     <pic:cNvPicPr/>
                   </pic:nvPicPr>
                   <pic:blipFill>
-                    <a:blip r:embed="rId21" cstate="print">
+                    <a:blip r:embed="rId26" cstate="print">
                       <a:extLst>
                         <a:ext uri="{28A0092B-C50C-407E-A947-70E740481C1C}">
                           <a14:useLocalDpi xmlns:a14="http://schemas.microsoft.com/office/drawing/2010/main" val="0"/>
@@ -5847,7 +5887,7 @@
       </w:r>
     </w:p>
     <w:sectPr>
-      <w:footerReference w:type="default" r:id="rId22"/>
+      <w:footerReference w:type="default" r:id="rId27"/>
       <w:pgSz w:w="12240" w:h="15840"/>
       <w:pgMar w:top="1365" w:right="1365" w:bottom="1365" w:left="1365" w:header="720" w:footer="720" w:gutter="0"/>
       <w:pgNumType w:start="1"/>
